--- a/Games/PC/Strategy/Commandos Behind Enemy Lines (2.51 GB)/1-Core (56.3 MB)/Source.docx
+++ b/Games/PC/Strategy/Commandos Behind Enemy Lines (2.51 GB)/1-Core (56.3 MB)/Source.docx
@@ -14,7 +14,7 @@
         <w:pStyle w:val="ListParagraph"/>
         <w:numPr>
           <w:ilvl w:val="0"/>
-          <w:numId w:val="2"/>
+          <w:numId w:val="3"/>
         </w:numPr>
         <w:rPr>
           <w:lang w:val="en-US"/>
@@ -35,61 +35,43 @@
         <w:rPr>
           <w:lang w:val="en-US"/>
         </w:rPr>
-        <w:t>: [CB-17-5-24[</w:t>
-      </w:r>
-      <w:proofErr w:type="spellStart"/>
-      <w:r>
-        <w:rPr>
-          <w:lang w:val="en-US"/>
-        </w:rPr>
-        <w:t>PGek</w:t>
-      </w:r>
-      <w:proofErr w:type="spellEnd"/>
+        <w:t>: [CB-17-5-24[PGek]</w:t>
+      </w:r>
+      <w:r>
+        <w:rPr>
+          <w:lang w:val="en-US"/>
+        </w:rPr>
+        <w:t>.rar</w:t>
+      </w:r>
+      <w:r>
+        <w:rPr>
+          <w:lang w:val="en-US"/>
+        </w:rPr>
+        <w:t xml:space="preserve"> -&gt; Commandos - Behind Enemy Lines</w:t>
+      </w:r>
+      <w:r>
+        <w:rPr>
+          <w:lang w:val="en-US"/>
+        </w:rPr>
+        <w:t>.rar</w:t>
+      </w:r>
+      <w:r>
+        <w:rPr>
+          <w:lang w:val="en-US"/>
+        </w:rPr>
+        <w:t>] [</w:t>
+      </w:r>
+      <w:r>
+        <w:rPr>
+          <w:lang w:val="en-US"/>
+        </w:rPr>
+        <w:t>Commandos: Behind Enemy Lines - PC - Installer 1 -&gt; Commandos: Behind Enemy Lines</w:t>
+      </w:r>
       <w:r>
         <w:rPr>
           <w:lang w:val="en-US"/>
         </w:rPr>
         <w:t>]</w:t>
-      </w:r>
-      <w:r>
-        <w:rPr>
-          <w:lang w:val="en-US"/>
-        </w:rPr>
-        <w:t>.</w:t>
-      </w:r>
-      <w:proofErr w:type="spellStart"/>
-      <w:r>
-        <w:rPr>
-          <w:lang w:val="en-US"/>
-        </w:rPr>
-        <w:t>rar</w:t>
-      </w:r>
-      <w:proofErr w:type="spellEnd"/>
-      <w:r>
-        <w:rPr>
-          <w:lang w:val="en-US"/>
-        </w:rPr>
-        <w:t xml:space="preserve"> -&gt; Commandos - Behind Enemy </w:t>
-      </w:r>
-      <w:proofErr w:type="spellStart"/>
-      <w:r>
-        <w:rPr>
-          <w:lang w:val="en-US"/>
-        </w:rPr>
-        <w:t>Lines</w:t>
-      </w:r>
-      <w:r>
-        <w:rPr>
-          <w:lang w:val="en-US"/>
-        </w:rPr>
-        <w:t>.rar</w:t>
-      </w:r>
-      <w:proofErr w:type="spellEnd"/>
-      <w:r>
-        <w:rPr>
-          <w:lang w:val="en-US"/>
-        </w:rPr>
-        <w:t>] [Commandos: Behind Enemy Lines]</w:t>
       </w:r>
       <w:r>
         <w:rPr>
@@ -165,19 +147,11 @@
         </w:rPr>
         <w:t xml:space="preserve">: </w:t>
       </w:r>
-      <w:proofErr w:type="spellStart"/>
-      <w:r>
-        <w:rPr>
-          <w:lang w:val="en-US"/>
-        </w:rPr>
-        <w:t>PCGeeks</w:t>
-      </w:r>
-      <w:proofErr w:type="spellEnd"/>
-      <w:r>
-        <w:rPr>
-          <w:lang w:val="en-US"/>
-        </w:rPr>
-        <w:t>-Games (https://pcgeeks-games.com)</w:t>
+      <w:r>
+        <w:rPr>
+          <w:lang w:val="en-US"/>
+        </w:rPr>
+        <w:t>PCGeeks-Games (https://pcgeeks-games.com)</w:t>
       </w:r>
     </w:p>
     <w:p>
@@ -281,21 +255,7 @@
         <w:rPr>
           <w:lang w:val="en-US"/>
         </w:rPr>
-        <w:t>https://pcgd.net [</w:t>
-      </w:r>
-      <w:proofErr w:type="spellStart"/>
-      <w:r>
-        <w:rPr>
-          <w:lang w:val="en-US"/>
-        </w:rPr>
-        <w:t>PCGeeks</w:t>
-      </w:r>
-      <w:proofErr w:type="spellEnd"/>
-      <w:r>
-        <w:rPr>
-          <w:lang w:val="en-US"/>
-        </w:rPr>
-        <w:t>-Games File Hosting / Mirror Server]</w:t>
+        <w:t>https://pcgd.net [PCGeeks-Games File Hosting / Mirror Server]</w:t>
       </w:r>
       <w:r>
         <w:rPr>
@@ -351,21 +311,7 @@
         <w:rPr>
           <w:lang w:val="en-US"/>
         </w:rPr>
-        <w:t>: .</w:t>
-      </w:r>
-      <w:proofErr w:type="spellStart"/>
-      <w:r>
-        <w:rPr>
-          <w:lang w:val="en-US"/>
-        </w:rPr>
-        <w:t>rar</w:t>
-      </w:r>
-      <w:proofErr w:type="spellEnd"/>
-      <w:r>
-        <w:rPr>
-          <w:lang w:val="en-US"/>
-        </w:rPr>
-        <w:t xml:space="preserve"> (Game Installer)</w:t>
+        <w:t>: .rar (Game Installer)</w:t>
       </w:r>
     </w:p>
     <w:p>
@@ -440,27 +386,31 @@
         <w:rPr>
           <w:lang w:val="en-US"/>
         </w:rPr>
-        <w:t>: KINGSTON Games (F:)/Games</w:t>
-      </w:r>
-      <w:proofErr w:type="gramStart"/>
-      <w:r>
-        <w:rPr>
-          <w:lang w:val="en-US"/>
-        </w:rPr>
-        <w:t>/..</w:t>
-      </w:r>
-      <w:proofErr w:type="gramEnd"/>
-      <w:r>
-        <w:rPr>
-          <w:lang w:val="en-US"/>
-        </w:rPr>
-        <w:t xml:space="preserve">, </w:t>
-      </w:r>
-      <w:r>
-        <w:rPr>
-          <w:lang w:val="en-US"/>
-        </w:rPr>
-        <w:br/>
+        <w:t>: KINGSTON Games (F:)/Games/..</w:t>
+      </w:r>
+      <w:r>
+        <w:rPr>
+          <w:lang w:val="en-US"/>
+        </w:rPr>
+        <w:t xml:space="preserve"> | </w:t>
+      </w:r>
+      <w:r>
+        <w:rPr>
+          <w:lang w:val="en-US"/>
+        </w:rPr>
+        <w:t xml:space="preserve">StorageType: Cloud -&gt; Platform: </w:t>
+      </w:r>
+      <w:r>
+        <w:rPr>
+          <w:lang w:val="en-US"/>
+        </w:rPr>
+        <w:t>GitHub -&gt; Account: gamekingdomelbaf1 -&gt; Repository: KingdomheartsGame -&gt; Path: Games/PC/Strategy/Commandos Behind Enemy Lines (2.51 GB)/</w:t>
+      </w:r>
+      <w:r>
+        <w:rPr>
+          <w:lang w:val="en-US"/>
+        </w:rPr>
+        <w:t>..</w:t>
       </w:r>
     </w:p>
     <w:p>
@@ -608,6 +558,92 @@
     </w:lvl>
   </w:abstractNum>
   <w:abstractNum w:abstractNumId="1" w15:restartNumberingAfterBreak="0">
+    <w:nsid w:val="60474064"/>
+    <w:multiLevelType w:val="hybridMultilevel"/>
+    <w:tmpl w:val="E8E8BBBC"/>
+    <w:lvl w:ilvl="0" w:tplc="0409000F">
+      <w:start w:val="1"/>
+      <w:numFmt w:val="decimal"/>
+      <w:lvlText w:val="%1."/>
+      <w:lvlJc w:val="left"/>
+      <w:pPr>
+        <w:ind w:left="720" w:hanging="360"/>
+      </w:pPr>
+    </w:lvl>
+    <w:lvl w:ilvl="1" w:tplc="04090019" w:tentative="1">
+      <w:start w:val="1"/>
+      <w:numFmt w:val="lowerLetter"/>
+      <w:lvlText w:val="%2."/>
+      <w:lvlJc w:val="left"/>
+      <w:pPr>
+        <w:ind w:left="1440" w:hanging="360"/>
+      </w:pPr>
+    </w:lvl>
+    <w:lvl w:ilvl="2" w:tplc="0409001B" w:tentative="1">
+      <w:start w:val="1"/>
+      <w:numFmt w:val="lowerRoman"/>
+      <w:lvlText w:val="%3."/>
+      <w:lvlJc w:val="right"/>
+      <w:pPr>
+        <w:ind w:left="2160" w:hanging="180"/>
+      </w:pPr>
+    </w:lvl>
+    <w:lvl w:ilvl="3" w:tplc="0409000F" w:tentative="1">
+      <w:start w:val="1"/>
+      <w:numFmt w:val="decimal"/>
+      <w:lvlText w:val="%4."/>
+      <w:lvlJc w:val="left"/>
+      <w:pPr>
+        <w:ind w:left="2880" w:hanging="360"/>
+      </w:pPr>
+    </w:lvl>
+    <w:lvl w:ilvl="4" w:tplc="04090019" w:tentative="1">
+      <w:start w:val="1"/>
+      <w:numFmt w:val="lowerLetter"/>
+      <w:lvlText w:val="%5."/>
+      <w:lvlJc w:val="left"/>
+      <w:pPr>
+        <w:ind w:left="3600" w:hanging="360"/>
+      </w:pPr>
+    </w:lvl>
+    <w:lvl w:ilvl="5" w:tplc="0409001B" w:tentative="1">
+      <w:start w:val="1"/>
+      <w:numFmt w:val="lowerRoman"/>
+      <w:lvlText w:val="%6."/>
+      <w:lvlJc w:val="right"/>
+      <w:pPr>
+        <w:ind w:left="4320" w:hanging="180"/>
+      </w:pPr>
+    </w:lvl>
+    <w:lvl w:ilvl="6" w:tplc="0409000F" w:tentative="1">
+      <w:start w:val="1"/>
+      <w:numFmt w:val="decimal"/>
+      <w:lvlText w:val="%7."/>
+      <w:lvlJc w:val="left"/>
+      <w:pPr>
+        <w:ind w:left="5040" w:hanging="360"/>
+      </w:pPr>
+    </w:lvl>
+    <w:lvl w:ilvl="7" w:tplc="04090019" w:tentative="1">
+      <w:start w:val="1"/>
+      <w:numFmt w:val="lowerLetter"/>
+      <w:lvlText w:val="%8."/>
+      <w:lvlJc w:val="left"/>
+      <w:pPr>
+        <w:ind w:left="5760" w:hanging="360"/>
+      </w:pPr>
+    </w:lvl>
+    <w:lvl w:ilvl="8" w:tplc="0409001B" w:tentative="1">
+      <w:start w:val="1"/>
+      <w:numFmt w:val="lowerRoman"/>
+      <w:lvlText w:val="%9."/>
+      <w:lvlJc w:val="right"/>
+      <w:pPr>
+        <w:ind w:left="6480" w:hanging="180"/>
+      </w:pPr>
+    </w:lvl>
+  </w:abstractNum>
+  <w:abstractNum w:abstractNumId="2" w15:restartNumberingAfterBreak="0">
     <w:nsid w:val="73E442E6"/>
     <w:multiLevelType w:val="hybridMultilevel"/>
     <w:tmpl w:val="3D542A6A"/>
@@ -725,6 +761,9 @@
     <w:abstractNumId w:val="0"/>
   </w:num>
   <w:num w:numId="2" w16cid:durableId="1311130416">
+    <w:abstractNumId w:val="2"/>
+  </w:num>
+  <w:num w:numId="3" w16cid:durableId="1799953355">
     <w:abstractNumId w:val="1"/>
   </w:num>
 </w:numbering>

--- a/Games/PC/Strategy/Commandos Behind Enemy Lines (2.51 GB)/1-Core (56.3 MB)/Source.docx
+++ b/Games/PC/Strategy/Commandos Behind Enemy Lines (2.51 GB)/1-Core (56.3 MB)/Source.docx
@@ -21,79 +21,73 @@
         </w:rPr>
       </w:pPr>
       <w:r>
+        <w:rPr>
+          <w:bCs/>
+        </w:rPr>
+        <w:t>*</w:t>
+      </w:r>
+      <w:r>
+        <w:rPr>
+          <w:b/>
+        </w:rPr>
+        <w:t xml:space="preserve"> Source ID: </w:t>
+      </w:r>
+      <w:r>
+        <w:rPr>
+          <w:bCs/>
+        </w:rPr>
+        <w:t>129</w:t>
+      </w:r>
+      <w:r>
+        <w:br/>
+      </w:r>
+      <w:r>
         <w:t xml:space="preserve">* </w:t>
       </w:r>
       <w:r>
         <w:rPr>
           <w:b/>
-          <w:bCs/>
-          <w:lang w:val="en-US"/>
-        </w:rPr>
-        <w:t>Download Name</w:t>
-      </w:r>
-      <w:r>
-        <w:rPr>
-          <w:lang w:val="en-US"/>
-        </w:rPr>
-        <w:t>: [CB-17-5-24[PGek]</w:t>
-      </w:r>
-      <w:r>
-        <w:rPr>
-          <w:lang w:val="en-US"/>
-        </w:rPr>
-        <w:t>.rar</w:t>
-      </w:r>
-      <w:r>
-        <w:rPr>
-          <w:lang w:val="en-US"/>
-        </w:rPr>
-        <w:t xml:space="preserve"> -&gt; Commandos - Behind Enemy Lines</w:t>
-      </w:r>
-      <w:r>
-        <w:rPr>
-          <w:lang w:val="en-US"/>
-        </w:rPr>
-        <w:t>.rar</w:t>
-      </w:r>
-      <w:r>
-        <w:rPr>
-          <w:lang w:val="en-US"/>
-        </w:rPr>
-        <w:t>] [</w:t>
-      </w:r>
-      <w:r>
-        <w:rPr>
-          <w:lang w:val="en-US"/>
-        </w:rPr>
-        <w:t>Commandos: Behind Enemy Lines - PC - Installer 1 -&gt; Commandos: Behind Enemy Lines</w:t>
-      </w:r>
-      <w:r>
-        <w:rPr>
-          <w:lang w:val="en-US"/>
-        </w:rPr>
-        <w:t>]</w:t>
-      </w:r>
-      <w:r>
-        <w:rPr>
-          <w:lang w:val="en-US"/>
-        </w:rPr>
+        </w:rPr>
+        <w:t>Content Title</w:t>
+      </w:r>
+      <w:r>
+        <w:t>: [CB-17-5-24[</w:t>
+      </w:r>
+      <w:proofErr w:type="spellStart"/>
+      <w:r>
+        <w:t>PGek</w:t>
+      </w:r>
+      <w:proofErr w:type="spellEnd"/>
+      <w:r>
+        <w:t>].</w:t>
+      </w:r>
+      <w:proofErr w:type="spellStart"/>
+      <w:r>
+        <w:t>rar</w:t>
+      </w:r>
+      <w:proofErr w:type="spellEnd"/>
+      <w:r>
+        <w:t xml:space="preserve"> -&gt; Commandos - Behind Enemy </w:t>
+      </w:r>
+      <w:proofErr w:type="spellStart"/>
+      <w:r>
+        <w:t>Lines.rar</w:t>
+      </w:r>
+      <w:proofErr w:type="spellEnd"/>
+      <w:r>
+        <w:t>] [Commandos: Behind Enemy Lines - PC - Installer 1 -&gt; Commandos: Behind Enemy Lines]</w:t>
+      </w:r>
+      <w:r>
         <w:br/>
-      </w:r>
-      <w:r>
         <w:t xml:space="preserve">* </w:t>
       </w:r>
       <w:r>
         <w:rPr>
           <w:b/>
-          <w:bCs/>
-          <w:lang w:val="en-US"/>
-        </w:rPr>
-        <w:t>Download Type</w:t>
-      </w:r>
-      <w:r>
-        <w:rPr>
-          <w:lang w:val="en-US"/>
-        </w:rPr>
+        </w:rPr>
+        <w:t>Content Type</w:t>
+      </w:r>
+      <w:r>
         <w:t>: Game</w:t>
       </w:r>
     </w:p>
@@ -110,48 +104,32 @@
       <w:r>
         <w:rPr>
           <w:b/>
-          <w:bCs/>
-          <w:lang w:val="en-US"/>
-        </w:rPr>
-        <w:t>Source Type</w:t>
-      </w:r>
-      <w:r>
-        <w:rPr>
-          <w:lang w:val="en-US"/>
-        </w:rPr>
+        </w:rPr>
+        <w:t>Domain</w:t>
+      </w:r>
+      <w:r>
         <w:t>: Entertainment</w:t>
       </w:r>
       <w:r>
-        <w:rPr>
-          <w:lang w:val="en-US"/>
-        </w:rPr>
         <w:br/>
-      </w:r>
-      <w:r>
-        <w:rPr>
-          <w:lang w:val="en-US"/>
-        </w:rPr>
         <w:t xml:space="preserve">* </w:t>
       </w:r>
       <w:r>
         <w:rPr>
           <w:b/>
-          <w:bCs/>
-          <w:lang w:val="en-US"/>
         </w:rPr>
         <w:t>Source Platform</w:t>
       </w:r>
       <w:r>
-        <w:rPr>
-          <w:lang w:val="en-US"/>
-        </w:rPr>
         <w:t xml:space="preserve">: </w:t>
       </w:r>
-      <w:r>
-        <w:rPr>
-          <w:lang w:val="en-US"/>
-        </w:rPr>
-        <w:t>PCGeeks-Games (https://pcgeeks-games.com)</w:t>
+      <w:proofErr w:type="spellStart"/>
+      <w:r>
+        <w:t>PCGeeks</w:t>
+      </w:r>
+      <w:proofErr w:type="spellEnd"/>
+      <w:r>
+        <w:t>-Games (https://pcgeeks-games.com)</w:t>
       </w:r>
     </w:p>
     <w:p>
@@ -167,72 +145,66 @@
       <w:r>
         <w:rPr>
           <w:b/>
-          <w:bCs/>
-          <w:lang w:val="en-US"/>
-        </w:rPr>
-        <w:t>Download Source</w:t>
-      </w:r>
-      <w:r>
-        <w:rPr>
-          <w:lang w:val="en-US"/>
-        </w:rPr>
+        </w:rPr>
+        <w:t>Source Reference</w:t>
+      </w:r>
+      <w:r>
         <w:t xml:space="preserve">: </w:t>
+      </w:r>
+      <w:proofErr w:type="gramStart"/>
+      <w:r>
+        <w:t>https://pcgeeks-games.com/game/commandos-behind-enemy-lines/  -</w:t>
+      </w:r>
+      <w:proofErr w:type="gramEnd"/>
+      <w:r>
+        <w:t xml:space="preserve">&gt; https://pcgeeks-games.com/commandos-behind-enemy-lines-links/ -&gt; </w:t>
       </w:r>
       <w:hyperlink r:id="rId5" w:history="1">
         <w:r>
           <w:rPr>
             <w:rStyle w:val="Hyperlink"/>
-            <w:lang w:val="en-US"/>
-          </w:rPr>
-          <w:t>https://pcgeeks-games.com/game/commandos-behind-enemy-lines/</w:t>
-        </w:r>
-      </w:hyperlink>
-      <w:r>
-        <w:rPr>
-          <w:lang w:val="en-US"/>
-        </w:rPr>
-        <w:t xml:space="preserve"> </w:t>
-      </w:r>
-      <w:r>
-        <w:rPr>
-          <w:lang w:val="en-US"/>
-        </w:rPr>
-        <w:t xml:space="preserve"> -&gt; </w:t>
-      </w:r>
-      <w:hyperlink r:id="rId6" w:history="1">
-        <w:r>
-          <w:rPr>
-            <w:rStyle w:val="Hyperlink"/>
-            <w:lang w:val="en-US"/>
-          </w:rPr>
-          <w:t>https://pcgeeks-games.com/commandos-behind-enemy-lines-links/</w:t>
-        </w:r>
-      </w:hyperlink>
-      <w:r>
-        <w:rPr>
-          <w:lang w:val="en-US"/>
-        </w:rPr>
-        <w:t xml:space="preserve"> </w:t>
-      </w:r>
-      <w:r>
-        <w:rPr>
-          <w:lang w:val="en-US"/>
-        </w:rPr>
-        <w:t xml:space="preserve">-&gt; </w:t>
-      </w:r>
-      <w:hyperlink r:id="rId7" w:history="1">
-        <w:r>
-          <w:rPr>
-            <w:rStyle w:val="Hyperlink"/>
-            <w:lang w:val="en-US"/>
           </w:rPr>
           <w:t>https://pcgd.net/nIvN1WOQLkbOruv/file</w:t>
         </w:r>
       </w:hyperlink>
       <w:r>
-        <w:rPr>
-          <w:lang w:val="en-US"/>
-        </w:rPr>
+        <w:br/>
+        <w:t xml:space="preserve">* </w:t>
+      </w:r>
+      <w:r>
+        <w:rPr>
+          <w:b/>
+          <w:bCs/>
+        </w:rPr>
+        <w:t>Source Type</w:t>
+      </w:r>
+      <w:r>
+        <w:t xml:space="preserve">: </w:t>
+      </w:r>
+      <w:r>
+        <w:t>Downloaded</w:t>
+      </w:r>
+      <w:r>
+        <w:br/>
+        <w:t xml:space="preserve">* </w:t>
+      </w:r>
+      <w:r>
+        <w:rPr>
+          <w:b/>
+          <w:bCs/>
+        </w:rPr>
+        <w:t>Source Nature:</w:t>
+      </w:r>
+      <w:r>
+        <w:t xml:space="preserve"> </w:t>
+      </w:r>
+      <w:r>
+        <w:t>D</w:t>
+      </w:r>
+      <w:r>
+        <w:t>igital</w:t>
+      </w:r>
+      <w:r>
         <w:t xml:space="preserve"> </w:t>
       </w:r>
     </w:p>
@@ -244,49 +216,37 @@
         </w:rPr>
       </w:pPr>
       <w:r>
+        <w:t xml:space="preserve">* </w:t>
+      </w:r>
+      <w:r>
         <w:rPr>
           <w:b/>
-          <w:bCs/>
-          <w:lang w:val="en-US"/>
-        </w:rPr>
-        <w:t xml:space="preserve">* Download Server / Mirror: </w:t>
-      </w:r>
-      <w:r>
-        <w:rPr>
-          <w:lang w:val="en-US"/>
-        </w:rPr>
-        <w:t>https://pcgd.net [PCGeeks-Games File Hosting / Mirror Server]</w:t>
+        </w:rPr>
+        <w:t>Storage Host</w:t>
+      </w:r>
+      <w:r>
+        <w:t>: https://pcgd.net [</w:t>
+      </w:r>
+      <w:proofErr w:type="spellStart"/>
+      <w:r>
+        <w:t>PCGeeks</w:t>
+      </w:r>
+      <w:proofErr w:type="spellEnd"/>
+      <w:r>
+        <w:t>-Games File Hosting / Mirror Server]</w:t>
+      </w:r>
+      <w:r>
+        <w:br/>
+        <w:t xml:space="preserve">* </w:t>
       </w:r>
       <w:r>
         <w:rPr>
           <w:b/>
-          <w:bCs/>
-          <w:lang w:val="en-US"/>
-        </w:rPr>
-        <w:br/>
-      </w:r>
-      <w:r>
-        <w:t xml:space="preserve">* </w:t>
-      </w:r>
-      <w:r>
-        <w:rPr>
-          <w:b/>
-          <w:bCs/>
-          <w:lang w:val="en-US"/>
-        </w:rPr>
-        <w:t>Download Method</w:t>
-      </w:r>
-      <w:r>
-        <w:rPr>
-          <w:lang w:val="en-US"/>
-        </w:rPr>
-        <w:t xml:space="preserve">: </w:t>
-      </w:r>
-      <w:r>
-        <w:rPr>
-          <w:lang w:val="en-US"/>
-        </w:rPr>
-        <w:t>Browser Extension: IDM Integration Module (https://chromewebstore.google.com/detail/idm-integration-module/ngpampappnmepgilojfohadhhmbhlaek) [Used to download YouTube videos directly]</w:t>
+        </w:rPr>
+        <w:t>Acquisition Method</w:t>
+      </w:r>
+      <w:r>
+        <w:t>: Browser Extension: IDM Integration Module (https://chromewebstore.google.com/detail/idm-integration-module/ngpampappnmepgilojfohadhhmbhlaek) [Used to download YouTube videos directly]</w:t>
       </w:r>
     </w:p>
     <w:p>
@@ -302,16 +262,19 @@
       <w:r>
         <w:rPr>
           <w:b/>
-          <w:bCs/>
-          <w:lang w:val="en-US"/>
-        </w:rPr>
-        <w:t>Download Format</w:t>
-      </w:r>
-      <w:r>
-        <w:rPr>
-          <w:lang w:val="en-US"/>
-        </w:rPr>
-        <w:t>: .rar (Game Installer)</w:t>
+        </w:rPr>
+        <w:t>File Format</w:t>
+      </w:r>
+      <w:r>
+        <w:t>: .</w:t>
+      </w:r>
+      <w:proofErr w:type="spellStart"/>
+      <w:r>
+        <w:t>rar</w:t>
+      </w:r>
+      <w:proofErr w:type="spellEnd"/>
+      <w:r>
+        <w:t xml:space="preserve"> (Game Installer)</w:t>
       </w:r>
     </w:p>
     <w:p>
@@ -327,15 +290,10 @@
       <w:r>
         <w:rPr>
           <w:b/>
-          <w:bCs/>
-          <w:lang w:val="en-US"/>
-        </w:rPr>
-        <w:t>Download Quality</w:t>
-      </w:r>
-      <w:r>
-        <w:rPr>
-          <w:lang w:val="en-US"/>
-        </w:rPr>
+        </w:rPr>
+        <w:t>Content Quality</w:t>
+      </w:r>
+      <w:r>
         <w:t>: High – Full version with original assets and missions</w:t>
       </w:r>
     </w:p>
@@ -352,15 +310,10 @@
       <w:r>
         <w:rPr>
           <w:b/>
-          <w:bCs/>
-          <w:lang w:val="en-US"/>
-        </w:rPr>
-        <w:t>Download Date</w:t>
-      </w:r>
-      <w:r>
-        <w:rPr>
-          <w:lang w:val="en-US"/>
-        </w:rPr>
+        </w:rPr>
+        <w:t>Acquisition Date</w:t>
+      </w:r>
+      <w:r>
         <w:t>: 8/28/2025</w:t>
       </w:r>
     </w:p>
@@ -377,41 +330,41 @@
       <w:r>
         <w:rPr>
           <w:b/>
-          <w:bCs/>
-          <w:lang w:val="en-US"/>
-        </w:rPr>
-        <w:t>Saved Location</w:t>
-      </w:r>
-      <w:r>
-        <w:rPr>
-          <w:lang w:val="en-US"/>
-        </w:rPr>
-        <w:t>: KINGSTON Games (F:)/Games/..</w:t>
-      </w:r>
-      <w:r>
-        <w:rPr>
-          <w:lang w:val="en-US"/>
-        </w:rPr>
+        </w:rPr>
+        <w:t>Storage Location</w:t>
+      </w:r>
+      <w:r>
+        <w:t>: KINGSTON Games (F:)/Games</w:t>
+      </w:r>
+      <w:proofErr w:type="gramStart"/>
+      <w:r>
+        <w:t>/..</w:t>
+      </w:r>
+      <w:proofErr w:type="gramEnd"/>
+      <w:r>
         <w:t xml:space="preserve"> | </w:t>
       </w:r>
-      <w:r>
-        <w:rPr>
-          <w:lang w:val="en-US"/>
-        </w:rPr>
-        <w:t xml:space="preserve">StorageType: Cloud -&gt; Platform: </w:t>
-      </w:r>
-      <w:r>
-        <w:rPr>
-          <w:lang w:val="en-US"/>
-        </w:rPr>
-        <w:t>GitHub -&gt; Account: gamekingdomelbaf1 -&gt; Repository: KingdomheartsGame -&gt; Path: Games/PC/Strategy/Commandos Behind Enemy Lines (2.51 GB)/</w:t>
-      </w:r>
-      <w:r>
-        <w:rPr>
-          <w:lang w:val="en-US"/>
-        </w:rPr>
-        <w:t>..</w:t>
-      </w:r>
+      <w:proofErr w:type="spellStart"/>
+      <w:r>
+        <w:t>StorageType</w:t>
+      </w:r>
+      <w:proofErr w:type="spellEnd"/>
+      <w:r>
+        <w:t xml:space="preserve">: Cloud -&gt; Platform: GitHub -&gt; Account: gamekingdomelbaf1 -&gt; Repository: </w:t>
+      </w:r>
+      <w:proofErr w:type="spellStart"/>
+      <w:r>
+        <w:t>KingdomheartsGame</w:t>
+      </w:r>
+      <w:proofErr w:type="spellEnd"/>
+      <w:r>
+        <w:t xml:space="preserve"> -&gt; Path: Games/PC/Strategy/Commandos Behind Enemy Lines (2.51 </w:t>
+      </w:r>
+      <w:proofErr w:type="gramStart"/>
+      <w:r>
+        <w:t>GB)/..</w:t>
+      </w:r>
+      <w:proofErr w:type="gramEnd"/>
     </w:p>
     <w:p>
       <w:pPr>
@@ -426,17 +379,19 @@
       <w:r>
         <w:rPr>
           <w:b/>
-          <w:bCs/>
+        </w:rPr>
+        <w:t>Notes</w:t>
+      </w:r>
+      <w:r>
+        <w:t>: Classic real-time tactics game; includes all original missions and briefings</w:t>
+      </w:r>
+    </w:p>
+    <w:p>
+      <w:pPr>
+        <w:rPr>
           <w:lang w:val="en-US"/>
         </w:rPr>
-        <w:t>Notes</w:t>
-      </w:r>
-      <w:r>
-        <w:rPr>
-          <w:lang w:val="en-US"/>
-        </w:rPr>
-        <w:t>: Classic real-time tactics game; includes all original missions and briefings</w:t>
-      </w:r>
+      </w:pPr>
     </w:p>
     <w:p>
       <w:pPr>
